--- a/docs/manuals/开发过程文档.docx
+++ b/docs/manuals/开发过程文档.docx
@@ -357,6 +357,235 @@
       </w:r>
     </w:p>
     <w:p>
+      <w:pPr>
+        <w:jc w:val="center"/>
+      </w:pPr>
+      <w:r>
+        <w:drawing>
+          <wp:inline xmlns:a="http://schemas.openxmlformats.org/drawingml/2006/main" xmlns:pic="http://schemas.openxmlformats.org/drawingml/2006/picture">
+            <wp:extent cx="5303520" cy="2979614"/>
+            <wp:docPr id="1" name="Picture 1"/>
+            <wp:cNvGraphicFramePr>
+              <a:graphicFrameLocks noChangeAspect="1"/>
+            </wp:cNvGraphicFramePr>
+            <a:graphic>
+              <a:graphicData uri="http://schemas.openxmlformats.org/drawingml/2006/picture">
+                <pic:pic>
+                  <pic:nvPicPr>
+                    <pic:cNvPr id="0" name="fig_detect_06.jpg"/>
+                    <pic:cNvPicPr/>
+                  </pic:nvPicPr>
+                  <pic:blipFill>
+                    <a:blip r:embed="rId9"/>
+                    <a:stretch>
+                      <a:fillRect/>
+                    </a:stretch>
+                  </pic:blipFill>
+                  <pic:spPr>
+                    <a:xfrm>
+                      <a:off x="0" y="0"/>
+                      <a:ext cx="5303520" cy="2979614"/>
+                    </a:xfrm>
+                    <a:prstGeom prst="rect"/>
+                  </pic:spPr>
+                </pic:pic>
+              </a:graphicData>
+            </a:graphic>
+          </wp:inline>
+        </w:drawing>
+      </w:r>
+    </w:p>
+    <w:p>
+      <w:pPr>
+        <w:jc w:val="center"/>
+      </w:pPr>
+      <w:r>
+        <w:rPr>
+          <w:i/>
+          <w:color w:val="666666"/>
+          <w:sz w:val="18"/>
+        </w:rPr>
+        <w:t>图 1　系统实时标注的真实画面：红框=正在违章的车（静止+压斑马线+行人绿灯），顶部横幅给出“违章确认”与回填车牌，画面上方可见行人绿灯，地面青黄色为识别出的斑马线区域。</w:t>
+      </w:r>
+    </w:p>
+    <w:p>
+      <w:r>
+        <w:rPr>
+          <w:b/>
+        </w:rPr>
+        <w:t>系统识别的四类目标（各用不同标记）：</w:t>
+      </w:r>
+    </w:p>
+    <w:p>
+      <w:pPr>
+        <w:jc w:val="center"/>
+      </w:pPr>
+      <w:r>
+        <w:drawing>
+          <wp:inline xmlns:a="http://schemas.openxmlformats.org/drawingml/2006/main" xmlns:pic="http://schemas.openxmlformats.org/drawingml/2006/picture">
+            <wp:extent cx="2743200" cy="1660616"/>
+            <wp:docPr id="2" name="Picture 2"/>
+            <wp:cNvGraphicFramePr>
+              <a:graphicFrameLocks noChangeAspect="1"/>
+            </wp:cNvGraphicFramePr>
+            <a:graphic>
+              <a:graphicData uri="http://schemas.openxmlformats.org/drawingml/2006/picture">
+                <pic:pic>
+                  <pic:nvPicPr>
+                    <pic:cNvPr id="0" name="fig_light_green.jpg"/>
+                    <pic:cNvPicPr/>
+                  </pic:nvPicPr>
+                  <pic:blipFill>
+                    <a:blip r:embed="rId10"/>
+                    <a:stretch>
+                      <a:fillRect/>
+                    </a:stretch>
+                  </pic:blipFill>
+                  <pic:spPr>
+                    <a:xfrm>
+                      <a:off x="0" y="0"/>
+                      <a:ext cx="2743200" cy="1660616"/>
+                    </a:xfrm>
+                    <a:prstGeom prst="rect"/>
+                  </pic:spPr>
+                </pic:pic>
+              </a:graphicData>
+            </a:graphic>
+          </wp:inline>
+        </w:drawing>
+      </w:r>
+    </w:p>
+    <w:p>
+      <w:pPr>
+        <w:jc w:val="center"/>
+      </w:pPr>
+      <w:r>
+        <w:rPr>
+          <w:i/>
+          <w:color w:val="666666"/>
+          <w:sz w:val="18"/>
+        </w:rPr>
+        <w:t>图 2a　红绿灯定位 + 颜色：绿框框出“管这条路”的行人信号灯，判定为绿灯（可通行相位）。</w:t>
+      </w:r>
+    </w:p>
+    <w:p>
+      <w:pPr>
+        <w:jc w:val="center"/>
+      </w:pPr>
+      <w:r>
+        <w:drawing>
+          <wp:inline xmlns:a="http://schemas.openxmlformats.org/drawingml/2006/main" xmlns:pic="http://schemas.openxmlformats.org/drawingml/2006/picture">
+            <wp:extent cx="2743200" cy="3076302"/>
+            <wp:docPr id="3" name="Picture 3"/>
+            <wp:cNvGraphicFramePr>
+              <a:graphicFrameLocks noChangeAspect="1"/>
+            </wp:cNvGraphicFramePr>
+            <a:graphic>
+              <a:graphicData uri="http://schemas.openxmlformats.org/drawingml/2006/picture">
+                <pic:pic>
+                  <pic:nvPicPr>
+                    <pic:cNvPr id="0" name="fig_light_red.jpg"/>
+                    <pic:cNvPicPr/>
+                  </pic:nvPicPr>
+                  <pic:blipFill>
+                    <a:blip r:embed="rId11"/>
+                    <a:stretch>
+                      <a:fillRect/>
+                    </a:stretch>
+                  </pic:blipFill>
+                  <pic:spPr>
+                    <a:xfrm>
+                      <a:off x="0" y="0"/>
+                      <a:ext cx="2743200" cy="3076302"/>
+                    </a:xfrm>
+                    <a:prstGeom prst="rect"/>
+                  </pic:spPr>
+                </pic:pic>
+              </a:graphicData>
+            </a:graphic>
+          </wp:inline>
+        </w:drawing>
+      </w:r>
+    </w:p>
+    <w:p>
+      <w:pPr>
+        <w:jc w:val="center"/>
+      </w:pPr>
+      <w:r>
+        <w:rPr>
+          <w:i/>
+          <w:color w:val="666666"/>
+          <w:sz w:val="18"/>
+        </w:rPr>
+        <w:t>图 2b　同一套方法在红灯相位：框住行人信号灯并判定为红灯（此时车停不算违章）。</w:t>
+      </w:r>
+    </w:p>
+    <w:p>
+      <w:pPr>
+        <w:jc w:val="center"/>
+      </w:pPr>
+      <w:r>
+        <w:drawing>
+          <wp:inline xmlns:a="http://schemas.openxmlformats.org/drawingml/2006/main" xmlns:pic="http://schemas.openxmlformats.org/drawingml/2006/picture">
+            <wp:extent cx="3291840" cy="1645920"/>
+            <wp:docPr id="4" name="Picture 4"/>
+            <wp:cNvGraphicFramePr>
+              <a:graphicFrameLocks noChangeAspect="1"/>
+            </wp:cNvGraphicFramePr>
+            <a:graphic>
+              <a:graphicData uri="http://schemas.openxmlformats.org/drawingml/2006/picture">
+                <pic:pic>
+                  <pic:nvPicPr>
+                    <pic:cNvPr id="0" name="fig_plate_03.jpg"/>
+                    <pic:cNvPicPr/>
+                  </pic:nvPicPr>
+                  <pic:blipFill>
+                    <a:blip r:embed="rId12"/>
+                    <a:stretch>
+                      <a:fillRect/>
+                    </a:stretch>
+                  </pic:blipFill>
+                  <pic:spPr>
+                    <a:xfrm>
+                      <a:off x="0" y="0"/>
+                      <a:ext cx="3291840" cy="1645920"/>
+                    </a:xfrm>
+                    <a:prstGeom prst="rect"/>
+                  </pic:spPr>
+                </pic:pic>
+              </a:graphicData>
+            </a:graphic>
+          </wp:inline>
+        </w:drawing>
+      </w:r>
+    </w:p>
+    <w:p>
+      <w:pPr>
+        <w:jc w:val="center"/>
+      </w:pPr>
+      <w:r>
+        <w:rPr>
+          <w:i/>
+          <w:color w:val="666666"/>
+          <w:sz w:val="18"/>
+        </w:rPr>
+        <w:t>图 3　车牌识别：框出车牌并读出号码（此例为新能源绿牌，系统识别为 京ABV3428）。</w:t>
+      </w:r>
+    </w:p>
+    <w:p>
+      <w:pPr>
+        <w:ind w:left="432"/>
+      </w:pPr>
+      <w:r>
+        <w:rPr>
+          <w:i/>
+          <w:color w:val="556688"/>
+          <w:sz w:val="21"/>
+        </w:rPr>
+        <w:t>通俗讲：图 2、图 3 就是你问的“哪些是红绿灯的框、哪些是红绿灯颜色、哪些是车牌”——系统用框标出位置，再判断颜色或读出号码。</w:t>
+      </w:r>
+    </w:p>
+    <w:p>
       <w:r>
         <w:rPr>
           <w:b/>
@@ -448,6 +677,71 @@
           <w:sz w:val="20"/>
         </w:rPr>
         <w:t>工程上，这由一个画廊基类（BaseGalleryBuilder）统一外壳，各能力子类（光灯/斑马线/车牌/跟踪画廊）只实现自己的标注逻辑。</w:t>
+      </w:r>
+    </w:p>
+    <w:p>
+      <w:pPr>
+        <w:jc w:val="center"/>
+      </w:pPr>
+      <w:r>
+        <w:drawing>
+          <wp:inline xmlns:a="http://schemas.openxmlformats.org/drawingml/2006/main" xmlns:pic="http://schemas.openxmlformats.org/drawingml/2006/picture">
+            <wp:extent cx="5760720" cy="3662172"/>
+            <wp:docPr id="5" name="Picture 5"/>
+            <wp:cNvGraphicFramePr>
+              <a:graphicFrameLocks noChangeAspect="1"/>
+            </wp:cNvGraphicFramePr>
+            <a:graphic>
+              <a:graphicData uri="http://schemas.openxmlformats.org/drawingml/2006/picture">
+                <pic:pic>
+                  <pic:nvPicPr>
+                    <pic:cNvPr id="0" name="fig_gallery_annotate.png"/>
+                    <pic:cNvPicPr/>
+                  </pic:nvPicPr>
+                  <pic:blipFill>
+                    <a:blip r:embed="rId13"/>
+                    <a:stretch>
+                      <a:fillRect/>
+                    </a:stretch>
+                  </pic:blipFill>
+                  <pic:spPr>
+                    <a:xfrm>
+                      <a:off x="0" y="0"/>
+                      <a:ext cx="5760720" cy="3662172"/>
+                    </a:xfrm>
+                    <a:prstGeom prst="rect"/>
+                  </pic:spPr>
+                </pic:pic>
+              </a:graphicData>
+            </a:graphic>
+          </wp:inline>
+        </w:drawing>
+      </w:r>
+    </w:p>
+    <w:p>
+      <w:pPr>
+        <w:jc w:val="center"/>
+      </w:pPr>
+      <w:r>
+        <w:rPr>
+          <w:i/>
+          <w:color w:val="666666"/>
+          <w:sz w:val="18"/>
+        </w:rPr>
+        <w:t>图 4　真实的红绿灯标注画廊界面。橙/蓝框=系统给出的候选（只是选项），绿框=人工选定的、真正“管这条路”的行人信号灯（进入真值）；右侧可改颜色标签，顶部进度条逐视频显示标注进展。人点一下候选框即选定、再点取消，候选里没有就直接在图上拖一个新框。</w:t>
+      </w:r>
+    </w:p>
+    <w:p>
+      <w:pPr>
+        <w:ind w:left="432"/>
+      </w:pPr>
+      <w:r>
+        <w:rPr>
+          <w:i/>
+          <w:color w:val="556688"/>
+          <w:sz w:val="21"/>
+        </w:rPr>
+        <w:t>通俗讲：这张图就是你问的“在画廊里怎么标注”：系统先把它猜的框（橙色）摆出来，人只需确认或改成正确的（绿色），又快又不容易漏。</w:t>
       </w:r>
     </w:p>
     <w:p>
